--- a/docs/garanties/Eventy-Life-Dossier-Investisseur.docx
+++ b/docs/garanties/Eventy-Life-Dossier-Investisseur.docx
@@ -13390,7 +13390,7 @@
           <w:sz w:val="24"/>
           <w:szCs w:val="24"/>
         </w:rPr>
-        <w:t xml:space="preserve">6.2. Série A — An 2 An 2026/2027</w:t>
+        <w:t xml:space="preserve">6.2. Série A — An 2 (2027/2028)</w:t>
       </w:r>
     </w:p>
     <w:tbl>
@@ -13815,7 +13815,7 @@
                 <w:sz w:val="18"/>
                 <w:szCs w:val="18"/>
               </w:rPr>
-              <w:t xml:space="preserve">An 2 An 2026/2027</w:t>
+              <w:t xml:space="preserve">An 2 (2027/2028)</w:t>
             </w:r>
           </w:p>
         </w:tc>
